--- a/hypotheses/hewonjin_esg_fund_performance/ESG등급_신용위험_EDA_정리본.docx
+++ b/hypotheses/hewonjin_esg_fund_performance/ESG등급_신용위험_EDA_정리본.docx
@@ -26,7 +26,7 @@
           <w:sz w:val="21"/>
           <w:szCs w:val="21"/>
         </w:rPr>
-        <w:t xml:space="preserve">실제 데이터 기반 통합 정리본 (최종)  ·  작성일 2026-08-24  ·  작성: 혜원 · Claude</w:t>
+        <w:t xml:space="preserve">실제 데이터 기반 통합 정리본 (확장판 — E·S 세부분석, G-이사회 분석 포함)  ·  최종 갱신 2026-08-24  ·  작성: 혜원 · Claude</w:t>
       </w:r>
     </w:p>
     <w:tbl>
@@ -1865,11 +1865,57 @@
     </w:p>
     <w:p>
       <w:pPr>
-        <w:pStyle w:val="Heading1"/>
-        <w:spacing w:after="150" w:before="300"/>
-      </w:pPr>
-      <w:r>
-        <w:t xml:space="preserve">4. 종합 해석</w:t>
+        <w:pStyle w:val="Heading2"/>
+        <w:spacing w:after="120" w:before="240"/>
+      </w:pPr>
+      <w:r>
+        <w:t xml:space="preserve">발견 5 — E(환경)·S(사회) 등급 세부분석: 역상관을 주도하는 건 환경(E)이고, 업종에 따라 방향이 갈린다</w:t>
+      </w:r>
+    </w:p>
+    <w:p>
+      <w:pPr>
+        <w:spacing w:after="200"/>
+        <w:jc w:val="center"/>
+      </w:pPr>
+      <w:r>
+        <w:drawing>
+          <wp:inline distT="0" distB="0" distL="0" distR="0">
+            <wp:extent cx="5334000" cy="1809750"/>
+            <wp:effectExtent t="0" r="0" b="0" l="0"/>
+            <wp:docPr id="1" name="" descr="" title=""/>
+            <wp:cNvGraphicFramePr>
+              <a:graphicFrameLocks xmlns:a="http://schemas.openxmlformats.org/drawingml/2006/main" noChangeAspect="1"/>
+            </wp:cNvGraphicFramePr>
+            <a:graphic xmlns:a="http://schemas.openxmlformats.org/drawingml/2006/main">
+              <a:graphicData uri="http://schemas.openxmlformats.org/drawingml/2006/picture">
+                <pic:pic xmlns:pic="http://schemas.openxmlformats.org/drawingml/2006/picture">
+                  <pic:nvPicPr>
+                    <pic:cNvPr id="0" name="" descr=""/>
+                    <pic:cNvPicPr>
+                      <a:picLocks noChangeAspect="1" noChangeArrowheads="1"/>
+                    </pic:cNvPicPr>
+                  </pic:nvPicPr>
+                  <pic:blipFill>
+                    <a:blip r:embed="rId10" cstate="none"/>
+                    <a:srcRect/>
+                    <a:stretch>
+                      <a:fillRect/>
+                    </a:stretch>
+                  </pic:blipFill>
+                  <pic:spPr bwMode="auto">
+                    <a:xfrm>
+                      <a:off x="0" y="0"/>
+                      <a:ext cx="5334000" cy="1809750"/>
+                    </a:xfrm>
+                    <a:prstGeom prst="rect">
+                      <a:avLst/>
+                    </a:prstGeom>
+                  </pic:spPr>
+                </pic:pic>
+              </a:graphicData>
+            </a:graphic>
+          </wp:inline>
+        </w:drawing>
       </w:r>
     </w:p>
     <w:p>
@@ -1883,7 +1929,233 @@
           <w:i w:val="false"/>
           <w:iCs w:val="false"/>
         </w:rPr>
-        <w:t xml:space="preserve">서로 독립된 두 실제 데이터 신호(DART 기반 신용위험 사다리, KCGS 등급조정 공시)가 같은 방향을 가리킨다는 점이 이번 분석에서 가장 주목할 부분이다 — 'ESG등급이 높을수록 신용·거버넌스 위험이 낮다'는 단순 가설은 이 데이터에서 지지되지 않고, 오히려 반대 방향의 유의한 상관이 반복 관찰됐다.</w:t>
+        <w:t xml:space="preserve">E·S 등급을 나눠 봐도 같은 역방향 패턴이 반복된다 — 환경 A등급 위험징후 46.4% vs D등급 30.4%, 사회 A등급 40.9% vs D등급 31.0%. 그런데 환경·사회·지배구조를 동시에 투입한 로지스틱회귀에서는 환경(E)만 유의하게 남는다(계수 +0.320, p=0.001). 사회(-0.063, p=0.436)와 지배구조(-0.036, p=0.584)는 비유의 — 지금까지 관찰된 'ESG등급 역상관'은 사실상 환경 등급이 주도하고 있다는 뜻이다.</w:t>
+      </w:r>
+    </w:p>
+    <w:p>
+      <w:pPr>
+        <w:spacing w:after="200"/>
+        <w:jc w:val="center"/>
+      </w:pPr>
+      <w:r>
+        <w:drawing>
+          <wp:inline distT="0" distB="0" distL="0" distR="0">
+            <wp:extent cx="4572000" cy="3200400"/>
+            <wp:effectExtent t="0" r="0" b="0" l="0"/>
+            <wp:docPr id="1" name="" descr="" title=""/>
+            <wp:cNvGraphicFramePr>
+              <a:graphicFrameLocks xmlns:a="http://schemas.openxmlformats.org/drawingml/2006/main" noChangeAspect="1"/>
+            </wp:cNvGraphicFramePr>
+            <a:graphic xmlns:a="http://schemas.openxmlformats.org/drawingml/2006/main">
+              <a:graphicData uri="http://schemas.openxmlformats.org/drawingml/2006/picture">
+                <pic:pic xmlns:pic="http://schemas.openxmlformats.org/drawingml/2006/picture">
+                  <pic:nvPicPr>
+                    <pic:cNvPr id="0" name="" descr=""/>
+                    <pic:cNvPicPr>
+                      <a:picLocks noChangeAspect="1" noChangeArrowheads="1"/>
+                    </pic:cNvPicPr>
+                  </pic:nvPicPr>
+                  <pic:blipFill>
+                    <a:blip r:embed="rId11" cstate="none"/>
+                    <a:srcRect/>
+                    <a:stretch>
+                      <a:fillRect/>
+                    </a:stretch>
+                  </pic:blipFill>
+                  <pic:spPr bwMode="auto">
+                    <a:xfrm>
+                      <a:off x="0" y="0"/>
+                      <a:ext cx="4572000" cy="3200400"/>
+                    </a:xfrm>
+                    <a:prstGeom prst="rect">
+                      <a:avLst/>
+                    </a:prstGeom>
+                  </pic:spPr>
+                </pic:pic>
+              </a:graphicData>
+            </a:graphic>
+          </wp:inline>
+        </w:drawing>
+      </w:r>
+    </w:p>
+    <w:p>
+      <w:pPr>
+        <w:spacing w:after="160"/>
+      </w:pPr>
+      <w:r>
+        <w:rPr>
+          <w:b w:val="false"/>
+          <w:bCs w:val="false"/>
+          <w:i w:val="false"/>
+          <w:iCs w:val="false"/>
+        </w:rPr>
+        <w:t xml:space="preserve">업종별(KSIC 중분류)로 나누면 방향이 갈린다. 제조업(n=625)·금융보험(n=113)·도소매(n=76)는 규모를 통제해도 역방향 패턴이 재현되지만(편상관 양수), 정보통신(n=74)은 반대로 음(-)의 편상관 — 등급이 좋을수록 위험이 낮은 '정상적' 방향이 나온다. 표본의 다수를 차지하는 업종이 전체 역상관을 주도하는 구조로 보이며, 업종 구성 자체가 교란요인일 가능성이 있다.</w:t>
+      </w:r>
+    </w:p>
+    <w:p>
+      <w:pPr>
+        <w:pStyle w:val="Heading2"/>
+        <w:spacing w:after="120" w:before="240"/>
+      </w:pPr>
+      <w:r>
+        <w:t xml:space="preserve">발견 6 — G(지배구조) 등급×이사회 구성: 등급은 타당한데, 그 속성이 위험을 낮추지는 않는다</w:t>
+      </w:r>
+    </w:p>
+    <w:p>
+      <w:pPr>
+        <w:spacing w:after="200"/>
+        <w:jc w:val="center"/>
+      </w:pPr>
+      <w:r>
+        <w:drawing>
+          <wp:inline distT="0" distB="0" distL="0" distR="0">
+            <wp:extent cx="4000500" cy="3000375"/>
+            <wp:effectExtent t="0" r="0" b="0" l="0"/>
+            <wp:docPr id="1" name="" descr="" title=""/>
+            <wp:cNvGraphicFramePr>
+              <a:graphicFrameLocks xmlns:a="http://schemas.openxmlformats.org/drawingml/2006/main" noChangeAspect="1"/>
+            </wp:cNvGraphicFramePr>
+            <a:graphic xmlns:a="http://schemas.openxmlformats.org/drawingml/2006/main">
+              <a:graphicData uri="http://schemas.openxmlformats.org/drawingml/2006/picture">
+                <pic:pic xmlns:pic="http://schemas.openxmlformats.org/drawingml/2006/picture">
+                  <pic:nvPicPr>
+                    <pic:cNvPr id="0" name="" descr=""/>
+                    <pic:cNvPicPr>
+                      <a:picLocks noChangeAspect="1" noChangeArrowheads="1"/>
+                    </pic:cNvPicPr>
+                  </pic:nvPicPr>
+                  <pic:blipFill>
+                    <a:blip r:embed="rId12" cstate="none"/>
+                    <a:srcRect/>
+                    <a:stretch>
+                      <a:fillRect/>
+                    </a:stretch>
+                  </pic:blipFill>
+                  <pic:spPr bwMode="auto">
+                    <a:xfrm>
+                      <a:off x="0" y="0"/>
+                      <a:ext cx="4000500" cy="3000375"/>
+                    </a:xfrm>
+                    <a:prstGeom prst="rect">
+                      <a:avLst/>
+                    </a:prstGeom>
+                  </pic:spPr>
+                </pic:pic>
+              </a:graphicData>
+            </a:graphic>
+          </wp:inline>
+        </w:drawing>
+      </w:r>
+    </w:p>
+    <w:p>
+      <w:pPr>
+        <w:spacing w:after="160"/>
+      </w:pPr>
+      <w:r>
+        <w:rPr>
+          <w:b w:val="false"/>
+          <w:bCs w:val="false"/>
+          <w:i w:val="false"/>
+          <w:iCs w:val="false"/>
+        </w:rPr>
+        <w:t xml:space="preserve">DART 공시(독립·사외이사 현황)로 실제 이사회 구성을 직접 수집해 검증한 결과, G등급은 실제 이사회 독립성(사외이사 비율)을 상당히 잘 반영한다 — Spearman rho=0.47(p≈1×10⁻⁵⁶), 규모를 통제해도 편상관 r=0.29로 유지. D등급 평균 사외이사비율 36.9%에서 A+등급 71.1%까지 등급이 오를수록 단조 증가한다. 지금까지 살펴본 ESG 하위지표 중 유일하게 '등급이 실제로 측정하려는 속성을 잘 측정'하는 사례다.</w:t>
+      </w:r>
+    </w:p>
+    <w:p>
+      <w:pPr>
+        <w:spacing w:after="200"/>
+        <w:jc w:val="center"/>
+      </w:pPr>
+      <w:r>
+        <w:drawing>
+          <wp:inline distT="0" distB="0" distL="0" distR="0">
+            <wp:extent cx="3429000" cy="3429000"/>
+            <wp:effectExtent t="0" r="0" b="0" l="0"/>
+            <wp:docPr id="1" name="" descr="" title=""/>
+            <wp:cNvGraphicFramePr>
+              <a:graphicFrameLocks xmlns:a="http://schemas.openxmlformats.org/drawingml/2006/main" noChangeAspect="1"/>
+            </wp:cNvGraphicFramePr>
+            <a:graphic xmlns:a="http://schemas.openxmlformats.org/drawingml/2006/main">
+              <a:graphicData uri="http://schemas.openxmlformats.org/drawingml/2006/picture">
+                <pic:pic xmlns:pic="http://schemas.openxmlformats.org/drawingml/2006/picture">
+                  <pic:nvPicPr>
+                    <pic:cNvPr id="0" name="" descr=""/>
+                    <pic:cNvPicPr>
+                      <a:picLocks noChangeAspect="1" noChangeArrowheads="1"/>
+                    </pic:cNvPicPr>
+                  </pic:nvPicPr>
+                  <pic:blipFill>
+                    <a:blip r:embed="rId13" cstate="none"/>
+                    <a:srcRect/>
+                    <a:stretch>
+                      <a:fillRect/>
+                    </a:stretch>
+                  </pic:blipFill>
+                  <pic:spPr bwMode="auto">
+                    <a:xfrm>
+                      <a:off x="0" y="0"/>
+                      <a:ext cx="3429000" cy="3429000"/>
+                    </a:xfrm>
+                    <a:prstGeom prst="rect">
+                      <a:avLst/>
+                    </a:prstGeom>
+                  </pic:spPr>
+                </pic:pic>
+              </a:graphicData>
+            </a:graphic>
+          </wp:inline>
+        </w:drawing>
+      </w:r>
+    </w:p>
+    <w:p>
+      <w:pPr>
+        <w:spacing w:after="160"/>
+      </w:pPr>
+      <w:r>
+        <w:rPr>
+          <w:b w:val="false"/>
+          <w:bCs w:val="false"/>
+          <w:i w:val="false"/>
+          <w:iCs w:val="false"/>
+        </w:rPr>
+        <w:t xml:space="preserve">그러나 그 속성(사외이사 비율) 자체가 신용위험을 낮추지는 않는다. 단순상관은 약하고 비유의(rho=0.056, p=0.075)하지만, 규모를 통제한 로지스틱회귀(부실여부~사외이사비율+log(자본총계))에서는 오히려 사외이사비율 계수가 유의하게 양(+)이다(+1.276, p=0.006) — 규모를 통제하니 억눌려 있던 역방향 신호가 드러난 것이다. 즉 문제는 KCGS 등급 자체의 측정 오류가 아니라, 'ESG 우수성 → 낮은 신용위험'이라는 전제 자체에 있을 가능성이 높다.</w:t>
+      </w:r>
+    </w:p>
+    <w:p>
+      <w:pPr>
+        <w:pStyle w:val="Heading1"/>
+        <w:spacing w:after="150" w:before="300"/>
+      </w:pPr>
+      <w:r>
+        <w:t xml:space="preserve">4. 종합 해석</w:t>
+      </w:r>
+    </w:p>
+    <w:p>
+      <w:pPr>
+        <w:spacing w:after="160"/>
+      </w:pPr>
+      <w:r>
+        <w:rPr>
+          <w:b w:val="false"/>
+          <w:bCs w:val="false"/>
+          <w:i w:val="false"/>
+          <w:iCs w:val="false"/>
+        </w:rPr>
+        <w:t xml:space="preserve">서로 독립된 세 축의 검증 — ① DART 기반 신용위험 사다리, ② KCGS 등급조정 공시, ③ DART 공시 기반 실제 이사회 구성 — 이 모두 같은 결론으로 수렴한다는 점이 이번 확장 분석에서 가장 주목할 부분이다. 'ESG등급이 높을수록 신용·거버넌스 위험이 낮다'는 단순 가설은 이 데이터에서 지지되지 않고, 오히려 반대 방향의 유의한 상관이 반복 관찰됐다.</w:t>
+      </w:r>
+    </w:p>
+    <w:p>
+      <w:pPr>
+        <w:spacing w:after="160"/>
+      </w:pPr>
+      <w:r>
+        <w:rPr>
+          <w:b w:val="false"/>
+          <w:bCs w:val="false"/>
+          <w:i w:val="false"/>
+          <w:iCs w:val="false"/>
+        </w:rPr>
+        <w:t xml:space="preserve">특히 G-이사회 분석은 중요한 구분을 하나 추가한다 — KCGS 등급 체계 자체는 내적으로 타당하다(G등급은 실제 사외이사 비율을 잘 반영하고, 로지스틱회귀에서는 환경(E) 등급이 뚜렷한 단일 신호로 남는다). 문제는 등급의 측정 오류가 아니라, '측정된 ESG 속성이 실제로 낮은 신용위험으로 이어지는가'라는 전제 자체에 있다.</w:t>
       </w:r>
     </w:p>
     <w:p>
@@ -1923,7 +2195,7 @@
         <w:spacing w:after="100"/>
       </w:pPr>
       <w:r>
-        <w:t xml:space="preserve">가설 B (관측·규모 편향): ESG등급은 기업 규모와 강하게 상관되고(r=0.64), 대기업일수록 위험징후 기준(부채비율 등)에 절대 규모로 걸리기 쉽고 언론·감독 노출도 커서 이벤트가 더 잘 '포착'된다.</w:t>
+        <w:t xml:space="preserve">가설 B (관측·규모 편향): ESG등급은 기업 규모와 강하게 상관되고(r=0.64), 대기업일수록 위험징후 기준(부채비율 등)에 절대 규모로 걸리기 쉽고 언론·감독 노출도 커서 이벤트가 더 잘 '포착'된다. G-이사회 분석에서도 이사회 규모·사외이사비율 모두 기업 규모와 강하게 상관됨을 재확인했다(각각 rho=0.43, rho=0.53).</w:t>
       </w:r>
     </w:p>
     <w:p>
@@ -1937,7 +2209,7 @@
           <w:i w:val="false"/>
           <w:iCs w:val="false"/>
         </w:rPr>
-        <w:t xml:space="preserve">로지스틱회귀에서 규모를 통제한 뒤에도 ESG등급 효과가 유의하게 남는다는 점은 가설 B만으로 전부 설명되지 않는다는 뜻이지만, 위험징후 판정 기준 자체(부채비율 등)에 이미 규모 편향이 내재할 수 있어 완전한 인과 해석은 이르다. 결론적으로 '고평점 = 저위험'이라는 단순 내러티브는 이 데이터로 뒷받침되지 않는다는 것이 가장 정직한 요약이다.</w:t>
+        <w:t xml:space="preserve">로지스틱회귀에서 규모를 통제한 뒤에도 ESG등급·환경등급·사외이사비율 효과가 유의하게 남는다는 점은 가설 B만으로 전부 설명되지 않는다는 뜻이지만, 위험징후 판정 기준 자체(부채비율 등)에 이미 규모 편향이 내재할 수 있어 완전한 인과 해석은 이르다. 결론적으로 '고평점 = 저위험'이라는 단순 내러티브는 이 데이터로 뒷받침되지 않는다는 것이 가장 정직한 요약이다.</w:t>
       </w:r>
     </w:p>
     <w:p>
@@ -2003,15 +2275,6 @@
     </w:p>
     <w:p>
       <w:pPr>
-        <w:pStyle w:val="Heading1"/>
-        <w:spacing w:after="150" w:before="300"/>
-      </w:pPr>
-      <w:r>
-        <w:t xml:space="preserve">6. 다음 단계</w:t>
-      </w:r>
-    </w:p>
-    <w:p>
-      <w:pPr>
         <w:pStyle w:val="ListParagraph"/>
         <w:numPr>
           <w:ilvl w:val="0"/>
@@ -2020,7 +2283,16 @@
         <w:spacing w:after="100"/>
       </w:pPr>
       <w:r>
-        <w:t xml:space="preserve">① 다년치 PIT 재무제표 패널(M12) 구축 후 시차구조 검증 — 등급이 위험을 선행하는지, 위험이 등급에 반영된 결과인지 분리.</w:t>
+        <w:t xml:space="preserve">이사회 구성 데이터는 2025년 사업보고서 1개년 단면이며, 수집 1,021개사 중 1건(대동전자, 사외이사수&gt;이사총수)은 공시 오류로 보여 분석에서 제외했다.</w:t>
+      </w:r>
+    </w:p>
+    <w:p>
+      <w:pPr>
+        <w:pStyle w:val="Heading1"/>
+        <w:spacing w:after="150" w:before="300"/>
+      </w:pPr>
+      <w:r>
+        <w:t xml:space="preserve">6. 다음 단계</w:t>
       </w:r>
     </w:p>
     <w:p>
@@ -2033,7 +2305,7 @@
         <w:spacing w:after="100"/>
       </w:pPr>
       <w:r>
-        <w:t xml:space="preserve">② 기업 규모를 더 정교하게 통제(업종 내 규모 분위 등)해 가설 A/B를 재분리.</w:t>
+        <w:t xml:space="preserve">① 다년치 PIT 재무제표 패널(M12) 구축 후 시차구조 검증 — 등급이 위험을 선행하는지, 위험이 등급에 반영된 결과인지 분리.</w:t>
       </w:r>
     </w:p>
     <w:p>
@@ -2046,7 +2318,7 @@
         <w:spacing w:after="100"/>
       </w:pPr>
       <w:r>
-        <w:t xml:space="preserve">③ HD현대미포·HD현대인프라코어 등 '폐업' 오분류 의심 사례를 DART 개별 조회로 검증, 전체 3,806개사에 유사 사례 있는지 점검.</w:t>
+        <w:t xml:space="preserve">② 기업 규모를 더 정교하게 통제(업종 내 규모 분위 등)해 가설 A/B를 재분리.</w:t>
       </w:r>
     </w:p>
     <w:p>
@@ -2059,7 +2331,46 @@
         <w:spacing w:after="100"/>
       </w:pPr>
       <w:r>
+        <w:t xml:space="preserve">③ HD현대미포·HD현대인프라코어 등 '폐업' 오분류 의심 사례를 DART 개별 조회로 검증, 전체 3,806개사에 유사 사례 있는지 점검.</w:t>
+      </w:r>
+    </w:p>
+    <w:p>
+      <w:pPr>
+        <w:pStyle w:val="ListParagraph"/>
+        <w:numPr>
+          <w:ilvl w:val="0"/>
+          <w:numId w:val="1"/>
+        </w:numPr>
+        <w:spacing w:after="100"/>
+      </w:pPr>
+      <w:r>
         <w:t xml:space="preserve">④ 신용평가 3사 등급변동 이력(유료, 기존 병목 #4) 확보 시 본 분석과 비교.</w:t>
+      </w:r>
+    </w:p>
+    <w:p>
+      <w:pPr>
+        <w:pStyle w:val="ListParagraph"/>
+        <w:numPr>
+          <w:ilvl w:val="0"/>
+          <w:numId w:val="1"/>
+        </w:numPr>
+        <w:spacing w:after="100"/>
+      </w:pPr>
+      <w:r>
+        <w:t xml:space="preserve">⑤ '위험징후' 판정 자체가 공시·감시 강도에 좌우되는 관측 편향인지 검증 — 대기업일수록 위험 신호가 더 잘 '포착'되는 것인지, 실제 신용도가 더 낮은 것인지 분리 (G-이사회 분석에서 제기).</w:t>
+      </w:r>
+    </w:p>
+    <w:p>
+      <w:pPr>
+        <w:pStyle w:val="ListParagraph"/>
+        <w:numPr>
+          <w:ilvl w:val="0"/>
+          <w:numId w:val="1"/>
+        </w:numPr>
+        <w:spacing w:after="100"/>
+      </w:pPr>
+      <w:r>
+        <w:t xml:space="preserve">⑥ 정보통신 업종만 역방향 패턴이 재현되지 않은 이유 규명 — 업종 특성 때문인지 표본 특이성인지 확인.</w:t>
       </w:r>
     </w:p>
     <w:p>
@@ -2083,7 +2394,7 @@
           <w:iCs/>
           <w:color w:val="52514E"/>
         </w:rPr>
-        <w:t xml:space="preserve">KCGS 등급조정 이벤트 발생 기업 전체 명단(53개사)은 별첨 CSV(등급조정_기업명단.csv), 조인된 원자료는 merged_esg_credit_REAL.csv 참고.</w:t>
+        <w:t xml:space="preserve">KCGS 등급조정 이벤트 발생 기업 전체 명단(53개사)은 별첨 CSV(등급조정_기업명단.csv), 조인된 원자료는 merged_esg_credit_REAL.csv 참고. 업종 태그가 붙은 E/S 분석 원자료는 merged_esg_credit_REAL_with_sector.csv, 이사회 구성 원자료는 board_composition_RAW.csv·merged_esg_credit_board_REAL.csv 참고 (모두 GitHub eda_credit_risk/ 폴더).</w:t>
       </w:r>
     </w:p>
     <w:sectPr>
